--- a/public/docs/kontrraschet-utochnennyy.docx
+++ b/public/docs/kontrraschet-utochnennyy.docx
@@ -41,7 +41,7 @@
           <w:i w:val="0"/>
           <w:sz w:val="24"/>
         </w:rPr>
-        <w:t>по договору поставки № 1349 от 14.07.2022 на 26.08.2026</w:t>
+        <w:t>по договору поставки № 1349 от 14.07.2022 на 26.08.2026 (дата оплаты долга)</w:t>
       </w:r>
     </w:p>
     <w:p>
@@ -2700,7 +2700,7 @@
                 <w:b w:val="0"/>
                 <w:sz w:val="18"/>
               </w:rPr>
-              <w:t>5 177,19</w:t>
+              <w:t>по ч. 1 ст. 98, ч. 1 ст. 101 ГПК РФ</w:t>
             </w:r>
           </w:p>
         </w:tc>
@@ -2742,7 +2742,7 @@
                 <w:b/>
                 <w:sz w:val="18"/>
               </w:rPr>
-              <w:t>146 864,82</w:t>
+              <w:t>139 239,82 + пошлина</w:t>
             </w:r>
           </w:p>
         </w:tc>
@@ -2762,7 +2762,7 @@
                 <w:b/>
                 <w:sz w:val="18"/>
               </w:rPr>
-              <w:t>8 842,63</w:t>
+              <w:t>3 665,44 + пошлина</w:t>
             </w:r>
           </w:p>
         </w:tc>
@@ -2808,7 +2808,7 @@
           <w:i w:val="0"/>
           <w:sz w:val="24"/>
         </w:rPr>
-        <w:t>Государственная пошлина исчислена от уточнённой цены иска 139 239 руб. 82 коп. по пп. 1 п. 1 ст. 333.19 НК РФ: 4 000 руб. + 3% × (139 239,82 − 100 000) = 5 177 руб. 19 коп.</w:t>
+        <w:t>Государственная пошлина в размере 7 625 руб. исчислена Истцом верно от первоначальной цены иска 220 849 руб. 18 коп. на дату подачи иска 20.08.2026. Расходы по пошлине в части основного долга, погашенного после возбуждения дела, относятся на Ответчиков (ч. 1 ст. 101 ГПК РФ); в части процентов и неустойки подлежат распределению пропорционально размеру удовлетворённых требований (ч. 1 ст. 98 ГПК РФ).</w:t>
       </w:r>
     </w:p>
     <w:p>
